--- a/docs/实验2 数据看板的设计与实现-实验报告.docx
+++ b/docs/实验2 数据看板的设计与实现-实验报告.docx
@@ -331,7 +331,7 @@
                 <w:b w:val="0"/>
                 <w:sz w:val="21"/>
               </w:rPr>
-              <w:t>Streamlit 1.66 / Pandas 2.3 / Plotly 7.1</w:t>
+              <w:t>Streamlit 1.66 / Pandas 3.1 / Plotly 7.1</w:t>
             </w:r>
           </w:p>
         </w:tc>
